--- a/PRDs/MR/CBM-Domain-PRD-MentorRecruitment.docx
+++ b/PRDs/MR/CBM-Domain-PRD-MentorRecruitment.docx
@@ -257,7 +257,7 @@
                 <w:sz w:val="20"/>
                 <w:szCs w:val="20"/>
               </w:rPr>
-              <w:t>1.0</w:t>
+              <w:t>1.1</w:t>
             </w:r>
           </w:p>
         </w:tc>
@@ -379,7 +379,7 @@
                 <w:sz w:val="20"/>
                 <w:szCs w:val="20"/>
               </w:rPr>
-              <w:t>04-03-26 23:00</w:t>
+              <w:t>04-18-26 09:00</w:t>
             </w:r>
           </w:p>
         </w:tc>
@@ -6629,7 +6629,7 @@
           <w:sz w:val="22"/>
           <w:szCs w:val="22"/>
         </w:rPr>
-        <w:t>MR-MANAGE creates or updates Contact fields across six functional groups: profile fields maintained by the mentor (title, currentEmployer, yearsOfBusinessExperience, professionalBio, industrySectors, mentoringFocusAreas, skillsAndExpertiseTags, fluentLanguages, whyInterestedInMentoring), role eligibility flags managed by the Mentor Administrator (isPrimaryMentor, isCoMentor, isSubjectMatterExpert), capacity and availability fields (maximumClientCapacity, acceptingNewClients, plus system-calculated currentActiveClients and availableCapacity), mentor analytics fields (totalLifetimeSessions, totalMentoringHours, totalSessionsLast30Days), status and lifecycle fields (mentorStatus for Active/Paused/Inactive transitions, boardPosition), and dues summary fields (duesStatus, duesPaymentDate).</w:t>
+        <w:t>MR-MANAGE creates or updates Contact fields across six functional groups: profile fields maintained by the mentor (title, currentEmployer, yearsOfBusinessExperience, professionalBio, industrySectors, mentoringFocusAreas, skillsExpertiseTags, fluentLanguages, whyInterestedInMentoring), role eligibility flags managed by the Mentor Administrator (isPrimaryMentor, isCoMentor, isSubjectMatterExpert), capacity and availability fields (maximumClientCapacity, acceptingNewClients, plus system-calculated currentActiveClients and availableCapacity), mentor analytics fields (totalLifetimeSessions, totalMentoringHours, totalSessionsLast30Days), status and lifecycle fields (mentorStatus for Active/Paused/Inactive transitions, boardPosition), and dues summary fields (duesStatus, duesPaymentDate).</w:t>
       </w:r>
     </w:p>
     <w:p>
@@ -12461,7 +12461,7 @@
                 <w:sz w:val="20"/>
                 <w:szCs w:val="20"/>
               </w:rPr>
-              <w:t>20 NAICS sectors (aligned with Client Organization)</w:t>
+              <w:t>20 NAICS sectors — see Contact Entity PRD v1.6 Section 3.3 and Account Entity PRD v1.6</w:t>
             </w:r>
           </w:p>
         </w:tc>
@@ -12710,7 +12710,7 @@
                 <w:sz w:val="20"/>
                 <w:szCs w:val="20"/>
               </w:rPr>
-              <w:t>TBD — see CON-ISS-005</w:t>
+              <w:t>42 values — see Contact Entity PRD v1.6 Section 3.3</w:t>
             </w:r>
           </w:p>
         </w:tc>
@@ -12869,7 +12869,7 @@
                 <w:sz w:val="20"/>
                 <w:szCs w:val="20"/>
               </w:rPr>
-              <w:t>skillsAndExpertiseTags</w:t>
+              <w:t>skillsExpertiseTags</w:t>
             </w:r>
           </w:p>
         </w:tc>
@@ -12959,7 +12959,7 @@
                 <w:sz w:val="20"/>
                 <w:szCs w:val="20"/>
               </w:rPr>
-              <w:t>TBD — see CON-ISS-006</w:t>
+              <w:t>33 values — see Contact Entity PRD v1.6 Section 3.3</w:t>
             </w:r>
           </w:p>
         </w:tc>
@@ -13208,7 +13208,7 @@
                 <w:sz w:val="20"/>
                 <w:szCs w:val="20"/>
               </w:rPr>
-              <w:t>TBD — see CON-ISS-007</w:t>
+              <w:t>36 values — see Contact Entity PRD v1.6 Section 3.3</w:t>
             </w:r>
           </w:p>
         </w:tc>
@@ -13882,7 +13882,7 @@
                 <w:sz w:val="20"/>
                 <w:szCs w:val="20"/>
               </w:rPr>
-              <w:t>howDidYouHearAboutCBM</w:t>
+              <w:t>howDidYouHearAboutCbm</w:t>
             </w:r>
           </w:p>
         </w:tc>
@@ -13969,7 +13969,7 @@
                 <w:sz w:val="20"/>
                 <w:szCs w:val="20"/>
               </w:rPr>
-              <w:t>TBD — see CON-ISS-008</w:t>
+              <w:t>8 values — see Contact Entity PRD v1.6 Section 3.1</w:t>
             </w:r>
           </w:p>
         </w:tc>
@@ -29757,7 +29757,7 @@
                 <w:sz w:val="20"/>
                 <w:szCs w:val="20"/>
               </w:rPr>
-              <w:t>How Did You Hear About CBM dropdown values not defined.</w:t>
+              <w:t>CLOSED (v1.1): howDidYouHearAboutCbm: 8 values enumerated in Contact Entity PRD v1.6 per MR-Y9-EXC-005. Carried forward from CON-ISS-008.</w:t>
             </w:r>
           </w:p>
         </w:tc>
@@ -30208,7 +30208,7 @@
                 <w:sz w:val="20"/>
                 <w:szCs w:val="20"/>
               </w:rPr>
-              <w:t>Mentoring Focus Areas complete list of values not defined.</w:t>
+              <w:t>CLOSED (v1.1): Mentoring Focus Areas: 42 values enumerated in Contact Entity PRD v1.6 per MR-Y9-EXC-002.</w:t>
             </w:r>
           </w:p>
         </w:tc>
@@ -30359,7 +30359,7 @@
                 <w:sz w:val="20"/>
                 <w:szCs w:val="20"/>
               </w:rPr>
-              <w:t>Skills and Expertise Tags values not defined.</w:t>
+              <w:t>CLOSED (v1.1): Skills and Expertise Tags: 33 values enumerated in Contact Entity PRD v1.6 per MR-Y9-EXC-003.</w:t>
             </w:r>
           </w:p>
         </w:tc>
@@ -30509,7 +30509,7 @@
                 <w:sz w:val="20"/>
                 <w:szCs w:val="20"/>
               </w:rPr>
-              <w:t>Fluent Languages values not defined.</w:t>
+              <w:t>CLOSED (v1.1): Fluent Languages: 36 values enumerated in Contact Entity PRD v1.6 per MR-Y9-EXC-004.</w:t>
             </w:r>
           </w:p>
         </w:tc>
@@ -30660,7 +30660,7 @@
                 <w:sz w:val="20"/>
                 <w:szCs w:val="20"/>
               </w:rPr>
-              <w:t>How Did You Hear About CBM dropdown values not defined.</w:t>
+              <w:t>CLOSED (v1.1): howDidYouHearAboutCbm: 8 values enumerated in Contact Entity PRD v1.6 per MR-Y9-EXC-005. Supersedes prior 10-value list.</w:t>
             </w:r>
           </w:p>
         </w:tc>

--- a/PRDs/MR/CBM-Domain-PRD-MentorRecruitment.docx
+++ b/PRDs/MR/CBM-Domain-PRD-MentorRecruitment.docx
@@ -257,7 +257,7 @@
                 <w:sz w:val="20"/>
                 <w:szCs w:val="20"/>
               </w:rPr>
-              <w:t>1.1</w:t>
+              <w:t>1.2</w:t>
             </w:r>
           </w:p>
         </w:tc>
@@ -379,7 +379,7 @@
                 <w:sz w:val="20"/>
                 <w:szCs w:val="20"/>
               </w:rPr>
-              <w:t>04-18-26 09:00</w:t>
+              <w:t>05-05-26 17:30</w:t>
             </w:r>
           </w:p>
         </w:tc>
@@ -8039,6 +8039,888 @@
           <w:sz w:val="28"/>
           <w:szCs w:val="28"/>
         </w:rPr>
+        <w:t>Entity Relationships</w:t>
+      </w:r>
+    </w:p>
+    <w:p>
+      <w:pPr>
+        <w:pStyle w:val="Normal"/>
+        <w:spacing w:before="0" w:after="120"/>
+        <w:rPr/>
+      </w:pPr>
+      <w:r>
+        <w:rPr>
+          <w:rFonts w:eastAsia="Arial" w:cs="Arial"/>
+          <w:b w:val="false"/>
+          <w:bCs w:val="false"/>
+          <w:i w:val="false"/>
+          <w:iCs w:val="false"/>
+          <w:sz w:val="22"/>
+          <w:szCs w:val="22"/>
+        </w:rPr>
+        <w:t>The relationships among entities in the Mentor Recruitment domain are summarized below. Relationships set the structural context within which the per-entity field tables that follow operate. The table is filtered to MR-domain-relevant relationships only; MN-only and CR-only and FU-only relationships among shared entities (Contact, Account) are documented in their respective Domain PRDs.</w:t>
+      </w:r>
+    </w:p>
+    <w:tbl>
+      <w:tblPr>
+        <w:tblW w:w="9360" w:type="dxa"/>
+        <w:jc w:val="left"/>
+        <w:tblInd w:w="0" w:type="dxa"/>
+        <w:tblLayout w:type="fixed"/>
+        <w:tblCellMar>
+          <w:top w:w="60" w:type="dxa"/>
+          <w:left w:w="100" w:type="dxa"/>
+          <w:bottom w:w="60" w:type="dxa"/>
+          <w:right w:w="100" w:type="dxa"/>
+        </w:tblCellMar>
+      </w:tblPr>
+      <w:tblGrid>
+        <w:gridCol w:w="2800"/>
+        <w:gridCol w:w="1400"/>
+        <w:gridCol w:w="1300"/>
+        <w:gridCol w:w="2400"/>
+        <w:gridCol w:w="1460"/>
+      </w:tblGrid>
+      <w:tr>
+        <w:trPr/>
+        <w:tc>
+          <w:tcPr>
+            <w:tcW w:w="2800" w:type="dxa"/>
+            <w:tcBorders>
+              <w:top w:val="single" w:sz="2" w:space="0" w:color="AAAAAA"/>
+              <w:left w:val="single" w:sz="2" w:space="0" w:color="AAAAAA"/>
+              <w:bottom w:val="single" w:sz="2" w:space="0" w:color="AAAAAA"/>
+              <w:right w:val="single" w:sz="2" w:space="0" w:color="AAAAAA"/>
+            </w:tcBorders>
+            <w:shd w:fill="1F3864" w:val="clear"/>
+          </w:tcPr>
+          <w:p>
+            <w:pPr>
+              <w:pStyle w:val="Normal"/>
+              <w:rPr/>
+            </w:pPr>
+            <w:r>
+              <w:rPr>
+                <w:rFonts w:eastAsia="Arial" w:cs="Arial"/>
+                <w:b/>
+                <w:bCs/>
+                <w:i w:val="false"/>
+                <w:iCs w:val="false"/>
+                <w:color w:val="FFFFFF"/>
+                <w:sz w:val="20"/>
+                <w:szCs w:val="20"/>
+              </w:rPr>
+              <w:t>Relationship</w:t>
+            </w:r>
+          </w:p>
+        </w:tc>
+        <w:tc>
+          <w:tcPr>
+            <w:tcW w:w="1400" w:type="dxa"/>
+            <w:tcBorders>
+              <w:top w:val="single" w:sz="2" w:space="0" w:color="AAAAAA"/>
+              <w:left w:val="single" w:sz="2" w:space="0" w:color="AAAAAA"/>
+              <w:bottom w:val="single" w:sz="2" w:space="0" w:color="AAAAAA"/>
+              <w:right w:val="single" w:sz="2" w:space="0" w:color="AAAAAA"/>
+            </w:tcBorders>
+            <w:shd w:fill="1F3864" w:val="clear"/>
+          </w:tcPr>
+          <w:p>
+            <w:pPr>
+              <w:pStyle w:val="Normal"/>
+              <w:rPr/>
+            </w:pPr>
+            <w:r>
+              <w:rPr>
+                <w:rFonts w:eastAsia="Arial" w:cs="Arial"/>
+                <w:b/>
+                <w:bCs/>
+                <w:i w:val="false"/>
+                <w:iCs w:val="false"/>
+                <w:color w:val="FFFFFF"/>
+                <w:sz w:val="20"/>
+                <w:szCs w:val="20"/>
+              </w:rPr>
+              <w:t>Related Entity</w:t>
+            </w:r>
+          </w:p>
+        </w:tc>
+        <w:tc>
+          <w:tcPr>
+            <w:tcW w:w="1300" w:type="dxa"/>
+            <w:tcBorders>
+              <w:top w:val="single" w:sz="2" w:space="0" w:color="AAAAAA"/>
+              <w:left w:val="single" w:sz="2" w:space="0" w:color="AAAAAA"/>
+              <w:bottom w:val="single" w:sz="2" w:space="0" w:color="AAAAAA"/>
+              <w:right w:val="single" w:sz="2" w:space="0" w:color="AAAAAA"/>
+            </w:tcBorders>
+            <w:shd w:fill="1F3864" w:val="clear"/>
+          </w:tcPr>
+          <w:p>
+            <w:pPr>
+              <w:pStyle w:val="Normal"/>
+              <w:rPr/>
+            </w:pPr>
+            <w:r>
+              <w:rPr>
+                <w:rFonts w:eastAsia="Arial" w:cs="Arial"/>
+                <w:b/>
+                <w:bCs/>
+                <w:i w:val="false"/>
+                <w:iCs w:val="false"/>
+                <w:color w:val="FFFFFF"/>
+                <w:sz w:val="20"/>
+                <w:szCs w:val="20"/>
+              </w:rPr>
+              <w:t>Link Type</w:t>
+            </w:r>
+          </w:p>
+        </w:tc>
+        <w:tc>
+          <w:tcPr>
+            <w:tcW w:w="2400" w:type="dxa"/>
+            <w:tcBorders>
+              <w:top w:val="single" w:sz="2" w:space="0" w:color="AAAAAA"/>
+              <w:left w:val="single" w:sz="2" w:space="0" w:color="AAAAAA"/>
+              <w:bottom w:val="single" w:sz="2" w:space="0" w:color="AAAAAA"/>
+              <w:right w:val="single" w:sz="2" w:space="0" w:color="AAAAAA"/>
+            </w:tcBorders>
+            <w:shd w:fill="1F3864" w:val="clear"/>
+          </w:tcPr>
+          <w:p>
+            <w:pPr>
+              <w:pStyle w:val="Normal"/>
+              <w:rPr/>
+            </w:pPr>
+            <w:r>
+              <w:rPr>
+                <w:rFonts w:eastAsia="Arial" w:cs="Arial"/>
+                <w:b/>
+                <w:bCs/>
+                <w:i w:val="false"/>
+                <w:iCs w:val="false"/>
+                <w:color w:val="FFFFFF"/>
+                <w:sz w:val="20"/>
+                <w:szCs w:val="20"/>
+              </w:rPr>
+              <w:t>YAML Location</w:t>
+            </w:r>
+          </w:p>
+        </w:tc>
+        <w:tc>
+          <w:tcPr>
+            <w:tcW w:w="1460" w:type="dxa"/>
+            <w:tcBorders>
+              <w:top w:val="single" w:sz="2" w:space="0" w:color="AAAAAA"/>
+              <w:left w:val="single" w:sz="2" w:space="0" w:color="AAAAAA"/>
+              <w:bottom w:val="single" w:sz="2" w:space="0" w:color="AAAAAA"/>
+              <w:right w:val="single" w:sz="2" w:space="0" w:color="AAAAAA"/>
+            </w:tcBorders>
+            <w:shd w:fill="1F3864" w:val="clear"/>
+          </w:tcPr>
+          <w:p>
+            <w:pPr>
+              <w:pStyle w:val="Normal"/>
+              <w:rPr/>
+            </w:pPr>
+            <w:r>
+              <w:rPr>
+                <w:rFonts w:eastAsia="Arial" w:cs="Arial"/>
+                <w:b/>
+                <w:bCs/>
+                <w:i w:val="false"/>
+                <w:iCs w:val="false"/>
+                <w:color w:val="FFFFFF"/>
+                <w:sz w:val="20"/>
+                <w:szCs w:val="20"/>
+              </w:rPr>
+              <w:t>Domain(s)</w:t>
+            </w:r>
+          </w:p>
+        </w:tc>
+      </w:tr>
+      <w:tr>
+        <w:trPr/>
+        <w:tc>
+          <w:tcPr>
+            <w:tcW w:w="2800" w:type="dxa"/>
+            <w:tcBorders>
+              <w:top w:val="single" w:sz="2" w:space="0" w:color="AAAAAA"/>
+              <w:left w:val="single" w:sz="2" w:space="0" w:color="AAAAAA"/>
+              <w:bottom w:val="single" w:sz="2" w:space="0" w:color="AAAAAA"/>
+              <w:right w:val="single" w:sz="2" w:space="0" w:color="AAAAAA"/>
+            </w:tcBorders>
+          </w:tcPr>
+          <w:p>
+            <w:pPr>
+              <w:pStyle w:val="Normal"/>
+              <w:rPr/>
+            </w:pPr>
+            <w:r>
+              <w:rPr>
+                <w:rFonts w:eastAsia="Arial" w:cs="Arial"/>
+                <w:b w:val="false"/>
+                <w:bCs w:val="false"/>
+                <w:i w:val="false"/>
+                <w:iCs w:val="false"/>
+                <w:sz w:val="20"/>
+                <w:szCs w:val="20"/>
+              </w:rPr>
+              <w:t>Account ↔ Contact</w:t>
+            </w:r>
+          </w:p>
+        </w:tc>
+        <w:tc>
+          <w:tcPr>
+            <w:tcW w:w="1400" w:type="dxa"/>
+            <w:tcBorders>
+              <w:top w:val="single" w:sz="2" w:space="0" w:color="AAAAAA"/>
+              <w:left w:val="single" w:sz="2" w:space="0" w:color="AAAAAA"/>
+              <w:bottom w:val="single" w:sz="2" w:space="0" w:color="AAAAAA"/>
+              <w:right w:val="single" w:sz="2" w:space="0" w:color="AAAAAA"/>
+            </w:tcBorders>
+          </w:tcPr>
+          <w:p>
+            <w:pPr>
+              <w:pStyle w:val="Normal"/>
+              <w:rPr/>
+            </w:pPr>
+            <w:r>
+              <w:rPr>
+                <w:rFonts w:eastAsia="Arial" w:cs="Arial"/>
+                <w:b w:val="false"/>
+                <w:bCs w:val="false"/>
+                <w:i w:val="false"/>
+                <w:iCs w:val="false"/>
+                <w:sz w:val="20"/>
+                <w:szCs w:val="20"/>
+              </w:rPr>
+              <w:t>(Account / Contact)</w:t>
+            </w:r>
+          </w:p>
+        </w:tc>
+        <w:tc>
+          <w:tcPr>
+            <w:tcW w:w="1300" w:type="dxa"/>
+            <w:tcBorders>
+              <w:top w:val="single" w:sz="2" w:space="0" w:color="AAAAAA"/>
+              <w:left w:val="single" w:sz="2" w:space="0" w:color="AAAAAA"/>
+              <w:bottom w:val="single" w:sz="2" w:space="0" w:color="AAAAAA"/>
+              <w:right w:val="single" w:sz="2" w:space="0" w:color="AAAAAA"/>
+            </w:tcBorders>
+          </w:tcPr>
+          <w:p>
+            <w:pPr>
+              <w:pStyle w:val="Normal"/>
+              <w:rPr/>
+            </w:pPr>
+            <w:r>
+              <w:rPr>
+                <w:rFonts w:eastAsia="Arial" w:cs="Arial"/>
+                <w:b w:val="false"/>
+                <w:bCs w:val="false"/>
+                <w:i w:val="false"/>
+                <w:iCs w:val="false"/>
+                <w:sz w:val="20"/>
+                <w:szCs w:val="20"/>
+              </w:rPr>
+              <w:t>manyToMany</w:t>
+            </w:r>
+          </w:p>
+        </w:tc>
+        <w:tc>
+          <w:tcPr>
+            <w:tcW w:w="2400" w:type="dxa"/>
+            <w:tcBorders>
+              <w:top w:val="single" w:sz="2" w:space="0" w:color="AAAAAA"/>
+              <w:left w:val="single" w:sz="2" w:space="0" w:color="AAAAAA"/>
+              <w:bottom w:val="single" w:sz="2" w:space="0" w:color="AAAAAA"/>
+              <w:right w:val="single" w:sz="2" w:space="0" w:color="AAAAAA"/>
+            </w:tcBorders>
+          </w:tcPr>
+          <w:p>
+            <w:pPr>
+              <w:pStyle w:val="Normal"/>
+              <w:rPr/>
+            </w:pPr>
+            <w:r>
+              <w:rPr>
+                <w:rFonts w:eastAsia="Arial" w:cs="Arial"/>
+                <w:b w:val="false"/>
+                <w:bCs w:val="false"/>
+                <w:i w:val="false"/>
+                <w:iCs w:val="false"/>
+                <w:sz w:val="20"/>
+                <w:szCs w:val="20"/>
+              </w:rPr>
+              <w:t>None — native to the platform</w:t>
+            </w:r>
+          </w:p>
+        </w:tc>
+        <w:tc>
+          <w:tcPr>
+            <w:tcW w:w="1460" w:type="dxa"/>
+            <w:tcBorders>
+              <w:top w:val="single" w:sz="2" w:space="0" w:color="AAAAAA"/>
+              <w:left w:val="single" w:sz="2" w:space="0" w:color="AAAAAA"/>
+              <w:bottom w:val="single" w:sz="2" w:space="0" w:color="AAAAAA"/>
+              <w:right w:val="single" w:sz="2" w:space="0" w:color="AAAAAA"/>
+            </w:tcBorders>
+          </w:tcPr>
+          <w:p>
+            <w:pPr>
+              <w:pStyle w:val="Normal"/>
+              <w:rPr/>
+            </w:pPr>
+            <w:r>
+              <w:rPr>
+                <w:rFonts w:eastAsia="Arial" w:cs="Arial"/>
+                <w:b w:val="false"/>
+                <w:bCs w:val="false"/>
+                <w:i w:val="false"/>
+                <w:iCs w:val="false"/>
+                <w:sz w:val="20"/>
+                <w:szCs w:val="20"/>
+              </w:rPr>
+              <w:t>MR, MN, CR, FU</w:t>
+            </w:r>
+          </w:p>
+        </w:tc>
+      </w:tr>
+      <w:tr>
+        <w:trPr/>
+        <w:tc>
+          <w:tcPr>
+            <w:tcW w:w="2800" w:type="dxa"/>
+            <w:tcBorders>
+              <w:top w:val="single" w:sz="2" w:space="0" w:color="AAAAAA"/>
+              <w:left w:val="single" w:sz="2" w:space="0" w:color="AAAAAA"/>
+              <w:bottom w:val="single" w:sz="2" w:space="0" w:color="AAAAAA"/>
+              <w:right w:val="single" w:sz="2" w:space="0" w:color="AAAAAA"/>
+            </w:tcBorders>
+            <w:shd w:fill="F2F7FB" w:val="clear"/>
+          </w:tcPr>
+          <w:p>
+            <w:pPr>
+              <w:pStyle w:val="Normal"/>
+              <w:rPr/>
+            </w:pPr>
+            <w:r>
+              <w:rPr>
+                <w:rFonts w:eastAsia="Arial" w:cs="Arial"/>
+                <w:b w:val="false"/>
+                <w:bCs w:val="false"/>
+                <w:i w:val="false"/>
+                <w:iCs w:val="false"/>
+                <w:sz w:val="20"/>
+                <w:szCs w:val="20"/>
+              </w:rPr>
+              <w:t>Dues → Contact (Mentor payer)</w:t>
+            </w:r>
+          </w:p>
+        </w:tc>
+        <w:tc>
+          <w:tcPr>
+            <w:tcW w:w="1400" w:type="dxa"/>
+            <w:tcBorders>
+              <w:top w:val="single" w:sz="2" w:space="0" w:color="AAAAAA"/>
+              <w:left w:val="single" w:sz="2" w:space="0" w:color="AAAAAA"/>
+              <w:bottom w:val="single" w:sz="2" w:space="0" w:color="AAAAAA"/>
+              <w:right w:val="single" w:sz="2" w:space="0" w:color="AAAAAA"/>
+            </w:tcBorders>
+            <w:shd w:fill="F2F7FB" w:val="clear"/>
+          </w:tcPr>
+          <w:p>
+            <w:pPr>
+              <w:pStyle w:val="Normal"/>
+              <w:rPr/>
+            </w:pPr>
+            <w:r>
+              <w:rPr>
+                <w:rFonts w:eastAsia="Arial" w:cs="Arial"/>
+                <w:b w:val="false"/>
+                <w:bCs w:val="false"/>
+                <w:i w:val="false"/>
+                <w:iCs w:val="false"/>
+                <w:sz w:val="20"/>
+                <w:szCs w:val="20"/>
+              </w:rPr>
+              <w:t>Contact</w:t>
+            </w:r>
+          </w:p>
+        </w:tc>
+        <w:tc>
+          <w:tcPr>
+            <w:tcW w:w="1300" w:type="dxa"/>
+            <w:tcBorders>
+              <w:top w:val="single" w:sz="2" w:space="0" w:color="AAAAAA"/>
+              <w:left w:val="single" w:sz="2" w:space="0" w:color="AAAAAA"/>
+              <w:bottom w:val="single" w:sz="2" w:space="0" w:color="AAAAAA"/>
+              <w:right w:val="single" w:sz="2" w:space="0" w:color="AAAAAA"/>
+            </w:tcBorders>
+            <w:shd w:fill="F2F7FB" w:val="clear"/>
+          </w:tcPr>
+          <w:p>
+            <w:pPr>
+              <w:pStyle w:val="Normal"/>
+              <w:rPr/>
+            </w:pPr>
+            <w:r>
+              <w:rPr>
+                <w:rFonts w:eastAsia="Arial" w:cs="Arial"/>
+                <w:b w:val="false"/>
+                <w:bCs w:val="false"/>
+                <w:i w:val="false"/>
+                <w:iCs w:val="false"/>
+                <w:sz w:val="20"/>
+                <w:szCs w:val="20"/>
+              </w:rPr>
+              <w:t>manyToOne</w:t>
+            </w:r>
+          </w:p>
+        </w:tc>
+        <w:tc>
+          <w:tcPr>
+            <w:tcW w:w="2400" w:type="dxa"/>
+            <w:tcBorders>
+              <w:top w:val="single" w:sz="2" w:space="0" w:color="AAAAAA"/>
+              <w:left w:val="single" w:sz="2" w:space="0" w:color="AAAAAA"/>
+              <w:bottom w:val="single" w:sz="2" w:space="0" w:color="AAAAAA"/>
+              <w:right w:val="single" w:sz="2" w:space="0" w:color="AAAAAA"/>
+            </w:tcBorders>
+            <w:shd w:fill="F2F7FB" w:val="clear"/>
+          </w:tcPr>
+          <w:p>
+            <w:pPr>
+              <w:pStyle w:val="Normal"/>
+              <w:rPr/>
+            </w:pPr>
+            <w:r>
+              <w:rPr>
+                <w:rFonts w:eastAsia="Arial" w:cs="Arial"/>
+                <w:b w:val="false"/>
+                <w:bCs w:val="false"/>
+                <w:i w:val="false"/>
+                <w:iCs w:val="false"/>
+                <w:sz w:val="20"/>
+                <w:szCs w:val="20"/>
+              </w:rPr>
+              <w:t>duesToMentor in MR-Dues.yaml</w:t>
+            </w:r>
+          </w:p>
+        </w:tc>
+        <w:tc>
+          <w:tcPr>
+            <w:tcW w:w="1460" w:type="dxa"/>
+            <w:tcBorders>
+              <w:top w:val="single" w:sz="2" w:space="0" w:color="AAAAAA"/>
+              <w:left w:val="single" w:sz="2" w:space="0" w:color="AAAAAA"/>
+              <w:bottom w:val="single" w:sz="2" w:space="0" w:color="AAAAAA"/>
+              <w:right w:val="single" w:sz="2" w:space="0" w:color="AAAAAA"/>
+            </w:tcBorders>
+            <w:shd w:fill="F2F7FB" w:val="clear"/>
+          </w:tcPr>
+          <w:p>
+            <w:pPr>
+              <w:pStyle w:val="Normal"/>
+              <w:rPr/>
+            </w:pPr>
+            <w:r>
+              <w:rPr>
+                <w:rFonts w:eastAsia="Arial" w:cs="Arial"/>
+                <w:b w:val="false"/>
+                <w:bCs w:val="false"/>
+                <w:i w:val="false"/>
+                <w:iCs w:val="false"/>
+                <w:sz w:val="20"/>
+                <w:szCs w:val="20"/>
+              </w:rPr>
+              <w:t>MR</w:t>
+            </w:r>
+          </w:p>
+        </w:tc>
+      </w:tr>
+      <w:tr>
+        <w:trPr/>
+        <w:tc>
+          <w:tcPr>
+            <w:tcW w:w="2800" w:type="dxa"/>
+            <w:tcBorders>
+              <w:top w:val="single" w:sz="2" w:space="0" w:color="AAAAAA"/>
+              <w:left w:val="single" w:sz="2" w:space="0" w:color="AAAAAA"/>
+              <w:bottom w:val="single" w:sz="2" w:space="0" w:color="AAAAAA"/>
+              <w:right w:val="single" w:sz="2" w:space="0" w:color="AAAAAA"/>
+            </w:tcBorders>
+          </w:tcPr>
+          <w:p>
+            <w:pPr>
+              <w:pStyle w:val="Normal"/>
+              <w:rPr/>
+            </w:pPr>
+            <w:r>
+              <w:rPr>
+                <w:rFonts w:eastAsia="Arial" w:cs="Arial"/>
+                <w:b w:val="false"/>
+                <w:bCs w:val="false"/>
+                <w:i w:val="false"/>
+                <w:iCs w:val="false"/>
+                <w:sz w:val="20"/>
+                <w:szCs w:val="20"/>
+              </w:rPr>
+              <w:t>Engagement → Contact (Assigned Mentor)</w:t>
+            </w:r>
+          </w:p>
+        </w:tc>
+        <w:tc>
+          <w:tcPr>
+            <w:tcW w:w="1400" w:type="dxa"/>
+            <w:tcBorders>
+              <w:top w:val="single" w:sz="2" w:space="0" w:color="AAAAAA"/>
+              <w:left w:val="single" w:sz="2" w:space="0" w:color="AAAAAA"/>
+              <w:bottom w:val="single" w:sz="2" w:space="0" w:color="AAAAAA"/>
+              <w:right w:val="single" w:sz="2" w:space="0" w:color="AAAAAA"/>
+            </w:tcBorders>
+          </w:tcPr>
+          <w:p>
+            <w:pPr>
+              <w:pStyle w:val="Normal"/>
+              <w:rPr/>
+            </w:pPr>
+            <w:r>
+              <w:rPr>
+                <w:rFonts w:eastAsia="Arial" w:cs="Arial"/>
+                <w:b w:val="false"/>
+                <w:bCs w:val="false"/>
+                <w:i w:val="false"/>
+                <w:iCs w:val="false"/>
+                <w:sz w:val="20"/>
+                <w:szCs w:val="20"/>
+              </w:rPr>
+              <w:t>Contact</w:t>
+            </w:r>
+          </w:p>
+        </w:tc>
+        <w:tc>
+          <w:tcPr>
+            <w:tcW w:w="1300" w:type="dxa"/>
+            <w:tcBorders>
+              <w:top w:val="single" w:sz="2" w:space="0" w:color="AAAAAA"/>
+              <w:left w:val="single" w:sz="2" w:space="0" w:color="AAAAAA"/>
+              <w:bottom w:val="single" w:sz="2" w:space="0" w:color="AAAAAA"/>
+              <w:right w:val="single" w:sz="2" w:space="0" w:color="AAAAAA"/>
+            </w:tcBorders>
+          </w:tcPr>
+          <w:p>
+            <w:pPr>
+              <w:pStyle w:val="Normal"/>
+              <w:rPr/>
+            </w:pPr>
+            <w:r>
+              <w:rPr>
+                <w:rFonts w:eastAsia="Arial" w:cs="Arial"/>
+                <w:b w:val="false"/>
+                <w:bCs w:val="false"/>
+                <w:i w:val="false"/>
+                <w:iCs w:val="false"/>
+                <w:sz w:val="20"/>
+                <w:szCs w:val="20"/>
+              </w:rPr>
+              <w:t>manyToOne</w:t>
+            </w:r>
+          </w:p>
+        </w:tc>
+        <w:tc>
+          <w:tcPr>
+            <w:tcW w:w="2400" w:type="dxa"/>
+            <w:tcBorders>
+              <w:top w:val="single" w:sz="2" w:space="0" w:color="AAAAAA"/>
+              <w:left w:val="single" w:sz="2" w:space="0" w:color="AAAAAA"/>
+              <w:bottom w:val="single" w:sz="2" w:space="0" w:color="AAAAAA"/>
+              <w:right w:val="single" w:sz="2" w:space="0" w:color="AAAAAA"/>
+            </w:tcBorders>
+          </w:tcPr>
+          <w:p>
+            <w:pPr>
+              <w:pStyle w:val="Normal"/>
+              <w:rPr/>
+            </w:pPr>
+            <w:r>
+              <w:rPr>
+                <w:rFonts w:eastAsia="Arial" w:cs="Arial"/>
+                <w:b w:val="false"/>
+                <w:bCs w:val="false"/>
+                <w:i w:val="false"/>
+                <w:iCs w:val="false"/>
+                <w:sz w:val="20"/>
+                <w:szCs w:val="20"/>
+              </w:rPr>
+              <w:t>engagementAssignedMentor in MN-Engagement.yaml</w:t>
+            </w:r>
+          </w:p>
+        </w:tc>
+        <w:tc>
+          <w:tcPr>
+            <w:tcW w:w="1460" w:type="dxa"/>
+            <w:tcBorders>
+              <w:top w:val="single" w:sz="2" w:space="0" w:color="AAAAAA"/>
+              <w:left w:val="single" w:sz="2" w:space="0" w:color="AAAAAA"/>
+              <w:bottom w:val="single" w:sz="2" w:space="0" w:color="AAAAAA"/>
+              <w:right w:val="single" w:sz="2" w:space="0" w:color="AAAAAA"/>
+            </w:tcBorders>
+          </w:tcPr>
+          <w:p>
+            <w:pPr>
+              <w:pStyle w:val="Normal"/>
+              <w:rPr/>
+            </w:pPr>
+            <w:r>
+              <w:rPr>
+                <w:rFonts w:eastAsia="Arial" w:cs="Arial"/>
+                <w:b w:val="false"/>
+                <w:bCs w:val="false"/>
+                <w:i w:val="false"/>
+                <w:iCs w:val="false"/>
+                <w:sz w:val="20"/>
+                <w:szCs w:val="20"/>
+              </w:rPr>
+              <w:t>MN (consumed by MR)</w:t>
+            </w:r>
+          </w:p>
+        </w:tc>
+      </w:tr>
+      <w:tr>
+        <w:trPr/>
+        <w:tc>
+          <w:tcPr>
+            <w:tcW w:w="2800" w:type="dxa"/>
+            <w:tcBorders>
+              <w:top w:val="single" w:sz="2" w:space="0" w:color="AAAAAA"/>
+              <w:left w:val="single" w:sz="2" w:space="0" w:color="AAAAAA"/>
+              <w:bottom w:val="single" w:sz="2" w:space="0" w:color="AAAAAA"/>
+              <w:right w:val="single" w:sz="2" w:space="0" w:color="AAAAAA"/>
+            </w:tcBorders>
+            <w:shd w:fill="F2F7FB" w:val="clear"/>
+          </w:tcPr>
+          <w:p>
+            <w:pPr>
+              <w:pStyle w:val="Normal"/>
+              <w:rPr/>
+            </w:pPr>
+            <w:r>
+              <w:rPr>
+                <w:rFonts w:eastAsia="Arial" w:cs="Arial"/>
+                <w:b w:val="false"/>
+                <w:bCs w:val="false"/>
+                <w:i w:val="false"/>
+                <w:iCs w:val="false"/>
+                <w:sz w:val="20"/>
+                <w:szCs w:val="20"/>
+              </w:rPr>
+              <w:t>Session ↔ Contact (Mentor Attendees)</w:t>
+            </w:r>
+          </w:p>
+        </w:tc>
+        <w:tc>
+          <w:tcPr>
+            <w:tcW w:w="1400" w:type="dxa"/>
+            <w:tcBorders>
+              <w:top w:val="single" w:sz="2" w:space="0" w:color="AAAAAA"/>
+              <w:left w:val="single" w:sz="2" w:space="0" w:color="AAAAAA"/>
+              <w:bottom w:val="single" w:sz="2" w:space="0" w:color="AAAAAA"/>
+              <w:right w:val="single" w:sz="2" w:space="0" w:color="AAAAAA"/>
+            </w:tcBorders>
+            <w:shd w:fill="F2F7FB" w:val="clear"/>
+          </w:tcPr>
+          <w:p>
+            <w:pPr>
+              <w:pStyle w:val="Normal"/>
+              <w:rPr/>
+            </w:pPr>
+            <w:r>
+              <w:rPr>
+                <w:rFonts w:eastAsia="Arial" w:cs="Arial"/>
+                <w:b w:val="false"/>
+                <w:bCs w:val="false"/>
+                <w:i w:val="false"/>
+                <w:iCs w:val="false"/>
+                <w:sz w:val="20"/>
+                <w:szCs w:val="20"/>
+              </w:rPr>
+              <w:t>Contact</w:t>
+            </w:r>
+          </w:p>
+        </w:tc>
+        <w:tc>
+          <w:tcPr>
+            <w:tcW w:w="1300" w:type="dxa"/>
+            <w:tcBorders>
+              <w:top w:val="single" w:sz="2" w:space="0" w:color="AAAAAA"/>
+              <w:left w:val="single" w:sz="2" w:space="0" w:color="AAAAAA"/>
+              <w:bottom w:val="single" w:sz="2" w:space="0" w:color="AAAAAA"/>
+              <w:right w:val="single" w:sz="2" w:space="0" w:color="AAAAAA"/>
+            </w:tcBorders>
+            <w:shd w:fill="F2F7FB" w:val="clear"/>
+          </w:tcPr>
+          <w:p>
+            <w:pPr>
+              <w:pStyle w:val="Normal"/>
+              <w:rPr/>
+            </w:pPr>
+            <w:r>
+              <w:rPr>
+                <w:rFonts w:eastAsia="Arial" w:cs="Arial"/>
+                <w:b w:val="false"/>
+                <w:bCs w:val="false"/>
+                <w:i w:val="false"/>
+                <w:iCs w:val="false"/>
+                <w:sz w:val="20"/>
+                <w:szCs w:val="20"/>
+              </w:rPr>
+              <w:t>manyToMany</w:t>
+            </w:r>
+          </w:p>
+        </w:tc>
+        <w:tc>
+          <w:tcPr>
+            <w:tcW w:w="2400" w:type="dxa"/>
+            <w:tcBorders>
+              <w:top w:val="single" w:sz="2" w:space="0" w:color="AAAAAA"/>
+              <w:left w:val="single" w:sz="2" w:space="0" w:color="AAAAAA"/>
+              <w:bottom w:val="single" w:sz="2" w:space="0" w:color="AAAAAA"/>
+              <w:right w:val="single" w:sz="2" w:space="0" w:color="AAAAAA"/>
+            </w:tcBorders>
+            <w:shd w:fill="F2F7FB" w:val="clear"/>
+          </w:tcPr>
+          <w:p>
+            <w:pPr>
+              <w:pStyle w:val="Normal"/>
+              <w:rPr/>
+            </w:pPr>
+            <w:r>
+              <w:rPr>
+                <w:rFonts w:eastAsia="Arial" w:cs="Arial"/>
+                <w:b w:val="false"/>
+                <w:bCs w:val="false"/>
+                <w:i w:val="false"/>
+                <w:iCs w:val="false"/>
+                <w:sz w:val="20"/>
+                <w:szCs w:val="20"/>
+              </w:rPr>
+              <w:t>sessionMentorAttendees in MN-Session.yaml</w:t>
+            </w:r>
+          </w:p>
+        </w:tc>
+        <w:tc>
+          <w:tcPr>
+            <w:tcW w:w="1460" w:type="dxa"/>
+            <w:tcBorders>
+              <w:top w:val="single" w:sz="2" w:space="0" w:color="AAAAAA"/>
+              <w:left w:val="single" w:sz="2" w:space="0" w:color="AAAAAA"/>
+              <w:bottom w:val="single" w:sz="2" w:space="0" w:color="AAAAAA"/>
+              <w:right w:val="single" w:sz="2" w:space="0" w:color="AAAAAA"/>
+            </w:tcBorders>
+            <w:shd w:fill="F2F7FB" w:val="clear"/>
+          </w:tcPr>
+          <w:p>
+            <w:pPr>
+              <w:pStyle w:val="Normal"/>
+              <w:rPr/>
+            </w:pPr>
+            <w:r>
+              <w:rPr>
+                <w:rFonts w:eastAsia="Arial" w:cs="Arial"/>
+                <w:b w:val="false"/>
+                <w:bCs w:val="false"/>
+                <w:i w:val="false"/>
+                <w:iCs w:val="false"/>
+                <w:sz w:val="20"/>
+                <w:szCs w:val="20"/>
+              </w:rPr>
+              <w:t>MN (consumed by MR)</w:t>
+            </w:r>
+          </w:p>
+        </w:tc>
+      </w:tr>
+    </w:tbl>
+    <w:p>
+      <w:pPr>
+        <w:pStyle w:val="Normal"/>
+        <w:spacing w:before="120" w:after="120"/>
+        <w:rPr/>
+      </w:pPr>
+      <w:r>
+        <w:rPr>
+          <w:rFonts w:eastAsia="Arial" w:cs="Arial"/>
+          <w:b/>
+          <w:bCs/>
+          <w:i w:val="false"/>
+          <w:iCs w:val="false"/>
+          <w:sz w:val="22"/>
+          <w:szCs w:val="22"/>
+        </w:rPr>
+        <w:t xml:space="preserve">Note on the Account ↔ Contact relationship: </w:t>
+      </w:r>
+      <w:r>
+        <w:rPr>
+          <w:rFonts w:eastAsia="Arial" w:cs="Arial"/>
+          <w:b w:val="false"/>
+          <w:bCs w:val="false"/>
+          <w:i w:val="false"/>
+          <w:iCs w:val="false"/>
+          <w:sz w:val="22"/>
+          <w:szCs w:val="22"/>
+        </w:rPr>
+        <w:t>This relationship is provided natively by the underlying platform's Person/Company entity types and requires no YAML declaration. MR-RECRUIT references this relationship for partner-channel recruitment coordination — partner organization profiles and their affiliated contacts are used to identify potential mentor candidates. The Account-Contact relationship is shared across all four CBM domains (MN, MR, CR, FU); per-domain customizations (e.g., the primaryContact boolean on the relationship middle table) are documented in MN's Domain PRD and in MANUAL-CONFIG.</w:t>
+      </w:r>
+    </w:p>
+    <w:p>
+      <w:pPr>
+        <w:pStyle w:val="Normal"/>
+        <w:spacing w:before="120" w:after="120"/>
+        <w:rPr/>
+      </w:pPr>
+      <w:r>
+        <w:rPr>
+          <w:rFonts w:eastAsia="Arial" w:cs="Arial"/>
+          <w:b/>
+          <w:bCs/>
+          <w:i w:val="false"/>
+          <w:iCs w:val="false"/>
+          <w:sz w:val="22"/>
+          <w:szCs w:val="22"/>
+        </w:rPr>
+        <w:t xml:space="preserve">Note on cross-domain consumption from the Mentoring (MN) domain: </w:t>
+      </w:r>
+      <w:r>
+        <w:rPr>
+          <w:rFonts w:eastAsia="Arial" w:cs="Arial"/>
+          <w:b w:val="false"/>
+          <w:bCs w:val="false"/>
+          <w:i w:val="false"/>
+          <w:iCs w:val="false"/>
+          <w:sz w:val="22"/>
+          <w:szCs w:val="22"/>
+        </w:rPr>
+        <w:t>The Engagement → Contact (Assigned Mentor) and Session ↔ Contact (Mentor Attendees) relationships are declared in the Mentoring domain's YAMLs (MN-Engagement.yaml and MN-Session.yaml respectively) and are owned by MN. MR-MANAGE consumes the Engagement relationship for mentor capacity calculations and MR-DEPART consumes it for reassignment checks; MR-MANAGE consumes the Session relationship for the mentor inactivity alert (sessions completed in the last 60 days). The relationships themselves are not declared in MR YAMLs, but they are listed here because their Contact endpoint is the primary MR-domain entity and the consumption pattern is core to the MR mentor lifecycle.</w:t>
+      </w:r>
+    </w:p>
+    <w:p>
+      <w:pPr>
+        <w:pStyle w:val="Heading2"/>
+        <w:spacing w:before="240" w:after="120"/>
+        <w:rPr/>
+      </w:pPr>
+      <w:r>
+        <w:rPr>
+          <w:rFonts w:eastAsia="Arial" w:cs="Arial" w:ascii="Arial" w:hAnsi="Arial"/>
+          <w:b/>
+          <w:bCs/>
+          <w:i w:val="false"/>
+          <w:iCs w:val="false"/>
+          <w:color w:val="1F3864"/>
+          <w:sz w:val="28"/>
+          <w:szCs w:val="28"/>
+        </w:rPr>
         <w:t>Entity: Contact (Mentor)</w:t>
       </w:r>
     </w:p>
@@ -29471,6 +30353,125 @@
           </w:p>
         </w:tc>
       </w:tr>
+      <w:tr>
+        <w:trPr/>
+        <w:tc>
+          <w:tcPr>
+            <w:tcW w:w="1799" w:type="dxa"/>
+            <w:tcBorders>
+              <w:top w:val="single" w:sz="2" w:space="0" w:color="AAAAAA"/>
+              <w:left w:val="single" w:sz="2" w:space="0" w:color="AAAAAA"/>
+              <w:bottom w:val="single" w:sz="2" w:space="0" w:color="AAAAAA"/>
+              <w:right w:val="single" w:sz="2" w:space="0" w:color="AAAAAA"/>
+            </w:tcBorders>
+          </w:tcPr>
+          <w:p>
+            <w:pPr>
+              <w:pStyle w:val="Normal"/>
+              <w:rPr/>
+            </w:pPr>
+            <w:r>
+              <w:rPr>
+                <w:rFonts w:eastAsia="Arial" w:cs="Arial"/>
+                <w:b/>
+                <w:bCs/>
+                <w:i w:val="false"/>
+                <w:iCs w:val="false"/>
+                <w:sz w:val="20"/>
+                <w:szCs w:val="20"/>
+              </w:rPr>
+              <w:t>MR-RECON-DEC-003</w:t>
+            </w:r>
+          </w:p>
+        </w:tc>
+        <w:tc>
+          <w:tcPr>
+            <w:tcW w:w="3201" w:type="dxa"/>
+            <w:tcBorders>
+              <w:top w:val="single" w:sz="2" w:space="0" w:color="AAAAAA"/>
+              <w:left w:val="single" w:sz="2" w:space="0" w:color="AAAAAA"/>
+              <w:bottom w:val="single" w:sz="2" w:space="0" w:color="AAAAAA"/>
+              <w:right w:val="single" w:sz="2" w:space="0" w:color="AAAAAA"/>
+            </w:tcBorders>
+          </w:tcPr>
+          <w:p>
+            <w:pPr>
+              <w:pStyle w:val="Normal"/>
+              <w:rPr/>
+            </w:pPr>
+            <w:r>
+              <w:rPr>
+                <w:rFonts w:eastAsia="Arial" w:cs="Arial"/>
+                <w:b w:val="false"/>
+                <w:bCs w:val="false"/>
+                <w:i w:val="false"/>
+                <w:iCs w:val="false"/>
+                <w:sz w:val="20"/>
+                <w:szCs w:val="20"/>
+              </w:rPr>
+              <w:t>Section 4 of the Domain PRD now opens with a consolidated Entity Relationships sub-section enumerating every MR-domain-relevant relationship in a single table, structurally parallel to the per-entity Relationships sub-sections in the Entity PRDs.</w:t>
+            </w:r>
+          </w:p>
+        </w:tc>
+        <w:tc>
+          <w:tcPr>
+            <w:tcW w:w="2560" w:type="dxa"/>
+            <w:tcBorders>
+              <w:top w:val="single" w:sz="2" w:space="0" w:color="AAAAAA"/>
+              <w:left w:val="single" w:sz="2" w:space="0" w:color="AAAAAA"/>
+              <w:bottom w:val="single" w:sz="2" w:space="0" w:color="AAAAAA"/>
+              <w:right w:val="single" w:sz="2" w:space="0" w:color="AAAAAA"/>
+            </w:tcBorders>
+          </w:tcPr>
+          <w:p>
+            <w:pPr>
+              <w:pStyle w:val="Normal"/>
+              <w:rPr/>
+            </w:pPr>
+            <w:r>
+              <w:rPr>
+                <w:rFonts w:eastAsia="Arial" w:cs="Arial"/>
+                <w:b w:val="false"/>
+                <w:bCs w:val="false"/>
+                <w:i w:val="false"/>
+                <w:iCs w:val="false"/>
+                <w:sz w:val="20"/>
+                <w:szCs w:val="20"/>
+              </w:rPr>
+              <w:t>Brings the Domain PRD into alignment with methodology guide v1.6 (Phase 7 Domain Reconciliation Guide). Source precedent: CBM-Domain-PRD-Mentoring v1.1 (05-05-26).</w:t>
+            </w:r>
+          </w:p>
+        </w:tc>
+        <w:tc>
+          <w:tcPr>
+            <w:tcW w:w="1799" w:type="dxa"/>
+            <w:tcBorders>
+              <w:top w:val="single" w:sz="2" w:space="0" w:color="AAAAAA"/>
+              <w:left w:val="single" w:sz="2" w:space="0" w:color="AAAAAA"/>
+              <w:bottom w:val="single" w:sz="2" w:space="0" w:color="AAAAAA"/>
+              <w:right w:val="single" w:sz="2" w:space="0" w:color="AAAAAA"/>
+            </w:tcBorders>
+          </w:tcPr>
+          <w:p>
+            <w:pPr>
+              <w:pStyle w:val="Normal"/>
+              <w:rPr/>
+            </w:pPr>
+            <w:r>
+              <w:rPr>
+                <w:rFonts w:eastAsia="Arial" w:cs="Arial"/>
+                <w:b w:val="false"/>
+                <w:bCs w:val="false"/>
+                <w:i w:val="false"/>
+                <w:iCs w:val="false"/>
+                <w:sz w:val="20"/>
+                <w:szCs w:val="20"/>
+              </w:rPr>
+              <w:t>Reconciliation v1.2</w:t>
+            </w:r>
+          </w:p>
+        </w:tc>
+      </w:tr>
     </w:tbl>
     <w:p>
       <w:pPr>
@@ -31651,6 +32652,430 @@
                 <w:szCs w:val="20"/>
               </w:rPr>
               <w:t>MR-MANAGE</w:t>
+            </w:r>
+          </w:p>
+        </w:tc>
+      </w:tr>
+    </w:tbl>
+    <w:p>
+      <w:pPr>
+        <w:pStyle w:val="Heading1"/>
+        <w:spacing w:before="360" w:after="120"/>
+        <w:rPr/>
+      </w:pPr>
+      <w:r>
+        <w:rPr>
+          <w:rFonts w:eastAsia="Arial" w:cs="Arial" w:ascii="Arial" w:hAnsi="Arial"/>
+          <w:b/>
+          <w:bCs/>
+          <w:i w:val="false"/>
+          <w:iCs w:val="false"/>
+          <w:color w:val="1F3864"/>
+          <w:sz w:val="32"/>
+          <w:szCs w:val="32"/>
+        </w:rPr>
+        <w:t>7. Change Log</w:t>
+      </w:r>
+    </w:p>
+    <w:p>
+      <w:pPr>
+        <w:pStyle w:val="Normal"/>
+        <w:spacing w:before="0" w:after="120"/>
+        <w:rPr/>
+      </w:pPr>
+      <w:r>
+        <w:rPr>
+          <w:rFonts w:eastAsia="Arial" w:cs="Arial"/>
+          <w:b w:val="false"/>
+          <w:bCs w:val="false"/>
+          <w:i w:val="false"/>
+          <w:iCs w:val="false"/>
+          <w:sz w:val="22"/>
+          <w:szCs w:val="22"/>
+        </w:rPr>
+        <w:t>Revision history for this document. The Last Updated value in the metadata table reflects the most recent entry below.</w:t>
+      </w:r>
+    </w:p>
+    <w:tbl>
+      <w:tblPr>
+        <w:tblW w:w="9360" w:type="dxa"/>
+        <w:jc w:val="left"/>
+        <w:tblInd w:w="0" w:type="dxa"/>
+        <w:tblLayout w:type="fixed"/>
+        <w:tblCellMar>
+          <w:top w:w="60" w:type="dxa"/>
+          <w:left w:w="100" w:type="dxa"/>
+          <w:bottom w:w="60" w:type="dxa"/>
+          <w:right w:w="100" w:type="dxa"/>
+        </w:tblCellMar>
+      </w:tblPr>
+      <w:tblGrid>
+        <w:gridCol w:w="1100"/>
+        <w:gridCol w:w="1300"/>
+        <w:gridCol w:w="6960"/>
+      </w:tblGrid>
+      <w:tr>
+        <w:trPr/>
+        <w:tc>
+          <w:tcPr>
+            <w:tcW w:w="1100" w:type="dxa"/>
+            <w:tcBorders>
+              <w:top w:val="single" w:sz="2" w:space="0" w:color="AAAAAA"/>
+              <w:left w:val="single" w:sz="2" w:space="0" w:color="AAAAAA"/>
+              <w:bottom w:val="single" w:sz="2" w:space="0" w:color="AAAAAA"/>
+              <w:right w:val="single" w:sz="2" w:space="0" w:color="AAAAAA"/>
+            </w:tcBorders>
+            <w:shd w:fill="1F3864" w:val="clear"/>
+          </w:tcPr>
+          <w:p>
+            <w:pPr>
+              <w:pStyle w:val="Normal"/>
+              <w:rPr/>
+            </w:pPr>
+            <w:r>
+              <w:rPr>
+                <w:rFonts w:eastAsia="Arial" w:cs="Arial"/>
+                <w:b/>
+                <w:bCs/>
+                <w:i w:val="false"/>
+                <w:iCs w:val="false"/>
+                <w:color w:val="FFFFFF"/>
+                <w:sz w:val="20"/>
+                <w:szCs w:val="20"/>
+              </w:rPr>
+              <w:t>Version</w:t>
+            </w:r>
+          </w:p>
+        </w:tc>
+        <w:tc>
+          <w:tcPr>
+            <w:tcW w:w="1300" w:type="dxa"/>
+            <w:tcBorders>
+              <w:top w:val="single" w:sz="2" w:space="0" w:color="AAAAAA"/>
+              <w:left w:val="single" w:sz="2" w:space="0" w:color="AAAAAA"/>
+              <w:bottom w:val="single" w:sz="2" w:space="0" w:color="AAAAAA"/>
+              <w:right w:val="single" w:sz="2" w:space="0" w:color="AAAAAA"/>
+            </w:tcBorders>
+            <w:shd w:fill="1F3864" w:val="clear"/>
+          </w:tcPr>
+          <w:p>
+            <w:pPr>
+              <w:pStyle w:val="Normal"/>
+              <w:rPr/>
+            </w:pPr>
+            <w:r>
+              <w:rPr>
+                <w:rFonts w:eastAsia="Arial" w:cs="Arial"/>
+                <w:b/>
+                <w:bCs/>
+                <w:i w:val="false"/>
+                <w:iCs w:val="false"/>
+                <w:color w:val="FFFFFF"/>
+                <w:sz w:val="20"/>
+                <w:szCs w:val="20"/>
+              </w:rPr>
+              <w:t>Date</w:t>
+            </w:r>
+          </w:p>
+        </w:tc>
+        <w:tc>
+          <w:tcPr>
+            <w:tcW w:w="6960" w:type="dxa"/>
+            <w:tcBorders>
+              <w:top w:val="single" w:sz="2" w:space="0" w:color="AAAAAA"/>
+              <w:left w:val="single" w:sz="2" w:space="0" w:color="AAAAAA"/>
+              <w:bottom w:val="single" w:sz="2" w:space="0" w:color="AAAAAA"/>
+              <w:right w:val="single" w:sz="2" w:space="0" w:color="AAAAAA"/>
+            </w:tcBorders>
+            <w:shd w:fill="1F3864" w:val="clear"/>
+          </w:tcPr>
+          <w:p>
+            <w:pPr>
+              <w:pStyle w:val="Normal"/>
+              <w:rPr/>
+            </w:pPr>
+            <w:r>
+              <w:rPr>
+                <w:rFonts w:eastAsia="Arial" w:cs="Arial"/>
+                <w:b/>
+                <w:bCs/>
+                <w:i w:val="false"/>
+                <w:iCs w:val="false"/>
+                <w:color w:val="FFFFFF"/>
+                <w:sz w:val="20"/>
+                <w:szCs w:val="20"/>
+              </w:rPr>
+              <w:t>Changes</w:t>
+            </w:r>
+          </w:p>
+        </w:tc>
+      </w:tr>
+      <w:tr>
+        <w:trPr/>
+        <w:tc>
+          <w:tcPr>
+            <w:tcW w:w="1100" w:type="dxa"/>
+            <w:tcBorders>
+              <w:top w:val="single" w:sz="2" w:space="0" w:color="AAAAAA"/>
+              <w:left w:val="single" w:sz="2" w:space="0" w:color="AAAAAA"/>
+              <w:bottom w:val="single" w:sz="2" w:space="0" w:color="AAAAAA"/>
+              <w:right w:val="single" w:sz="2" w:space="0" w:color="AAAAAA"/>
+            </w:tcBorders>
+          </w:tcPr>
+          <w:p>
+            <w:pPr>
+              <w:pStyle w:val="Normal"/>
+              <w:rPr/>
+            </w:pPr>
+            <w:r>
+              <w:rPr>
+                <w:rFonts w:eastAsia="Arial" w:cs="Arial"/>
+                <w:b/>
+                <w:bCs/>
+                <w:i w:val="false"/>
+                <w:iCs w:val="false"/>
+                <w:sz w:val="20"/>
+                <w:szCs w:val="20"/>
+              </w:rPr>
+              <w:t>1.0</w:t>
+            </w:r>
+          </w:p>
+        </w:tc>
+        <w:tc>
+          <w:tcPr>
+            <w:tcW w:w="1300" w:type="dxa"/>
+            <w:tcBorders>
+              <w:top w:val="single" w:sz="2" w:space="0" w:color="AAAAAA"/>
+              <w:left w:val="single" w:sz="2" w:space="0" w:color="AAAAAA"/>
+              <w:bottom w:val="single" w:sz="2" w:space="0" w:color="AAAAAA"/>
+              <w:right w:val="single" w:sz="2" w:space="0" w:color="AAAAAA"/>
+            </w:tcBorders>
+          </w:tcPr>
+          <w:p>
+            <w:pPr>
+              <w:pStyle w:val="Normal"/>
+              <w:rPr/>
+            </w:pPr>
+            <w:r>
+              <w:rPr>
+                <w:rFonts w:eastAsia="Arial" w:cs="Arial"/>
+                <w:b w:val="false"/>
+                <w:bCs w:val="false"/>
+                <w:i w:val="false"/>
+                <w:iCs w:val="false"/>
+                <w:sz w:val="20"/>
+                <w:szCs w:val="20"/>
+              </w:rPr>
+              <w:t>04-16-26</w:t>
+            </w:r>
+          </w:p>
+        </w:tc>
+        <w:tc>
+          <w:tcPr>
+            <w:tcW w:w="6960" w:type="dxa"/>
+            <w:tcBorders>
+              <w:top w:val="single" w:sz="2" w:space="0" w:color="AAAAAA"/>
+              <w:left w:val="single" w:sz="2" w:space="0" w:color="AAAAAA"/>
+              <w:bottom w:val="single" w:sz="2" w:space="0" w:color="AAAAAA"/>
+              <w:right w:val="single" w:sz="2" w:space="0" w:color="AAAAAA"/>
+            </w:tcBorders>
+          </w:tcPr>
+          <w:p>
+            <w:pPr>
+              <w:pStyle w:val="Normal"/>
+              <w:rPr/>
+            </w:pPr>
+            <w:r>
+              <w:rPr>
+                <w:rFonts w:eastAsia="Arial" w:cs="Arial"/>
+                <w:b w:val="false"/>
+                <w:bCs w:val="false"/>
+                <w:i w:val="false"/>
+                <w:iCs w:val="false"/>
+                <w:sz w:val="20"/>
+                <w:szCs w:val="20"/>
+              </w:rPr>
+              <w:t>Initial release. Reconciled from MR-RECRUIT v1.0, MR-APPLY v1.0, MR-ONBOARD v1.0, MR-MANAGE v1.0, MR-DEPART v1.0.</w:t>
+            </w:r>
+          </w:p>
+        </w:tc>
+      </w:tr>
+      <w:tr>
+        <w:trPr/>
+        <w:tc>
+          <w:tcPr>
+            <w:tcW w:w="1100" w:type="dxa"/>
+            <w:tcBorders>
+              <w:top w:val="single" w:sz="2" w:space="0" w:color="AAAAAA"/>
+              <w:left w:val="single" w:sz="2" w:space="0" w:color="AAAAAA"/>
+              <w:bottom w:val="single" w:sz="2" w:space="0" w:color="AAAAAA"/>
+              <w:right w:val="single" w:sz="2" w:space="0" w:color="AAAAAA"/>
+            </w:tcBorders>
+          </w:tcPr>
+          <w:p>
+            <w:pPr>
+              <w:pStyle w:val="Normal"/>
+              <w:rPr/>
+            </w:pPr>
+            <w:r>
+              <w:rPr>
+                <w:rFonts w:eastAsia="Arial" w:cs="Arial"/>
+                <w:b/>
+                <w:bCs/>
+                <w:i w:val="false"/>
+                <w:iCs w:val="false"/>
+                <w:sz w:val="20"/>
+                <w:szCs w:val="20"/>
+              </w:rPr>
+              <w:t>1.1</w:t>
+            </w:r>
+          </w:p>
+        </w:tc>
+        <w:tc>
+          <w:tcPr>
+            <w:tcW w:w="1300" w:type="dxa"/>
+            <w:tcBorders>
+              <w:top w:val="single" w:sz="2" w:space="0" w:color="AAAAAA"/>
+              <w:left w:val="single" w:sz="2" w:space="0" w:color="AAAAAA"/>
+              <w:bottom w:val="single" w:sz="2" w:space="0" w:color="AAAAAA"/>
+              <w:right w:val="single" w:sz="2" w:space="0" w:color="AAAAAA"/>
+            </w:tcBorders>
+          </w:tcPr>
+          <w:p>
+            <w:pPr>
+              <w:pStyle w:val="Normal"/>
+              <w:rPr/>
+            </w:pPr>
+            <w:r>
+              <w:rPr>
+                <w:rFonts w:eastAsia="Arial" w:cs="Arial"/>
+                <w:b w:val="false"/>
+                <w:bCs w:val="false"/>
+                <w:i w:val="false"/>
+                <w:iCs w:val="false"/>
+                <w:sz w:val="20"/>
+                <w:szCs w:val="20"/>
+              </w:rPr>
+              <w:t>04-18-26 09:00</w:t>
+            </w:r>
+          </w:p>
+        </w:tc>
+        <w:tc>
+          <w:tcPr>
+            <w:tcW w:w="6960" w:type="dxa"/>
+            <w:tcBorders>
+              <w:top w:val="single" w:sz="2" w:space="0" w:color="AAAAAA"/>
+              <w:left w:val="single" w:sz="2" w:space="0" w:color="AAAAAA"/>
+              <w:bottom w:val="single" w:sz="2" w:space="0" w:color="AAAAAA"/>
+              <w:right w:val="single" w:sz="2" w:space="0" w:color="AAAAAA"/>
+            </w:tcBorders>
+          </w:tcPr>
+          <w:p>
+            <w:pPr>
+              <w:pStyle w:val="Normal"/>
+              <w:rPr/>
+            </w:pPr>
+            <w:r>
+              <w:rPr>
+                <w:rFonts w:eastAsia="Arial" w:cs="Arial"/>
+                <w:b w:val="false"/>
+                <w:bCs w:val="false"/>
+                <w:i w:val="false"/>
+                <w:iCs w:val="false"/>
+                <w:sz w:val="20"/>
+                <w:szCs w:val="20"/>
+              </w:rPr>
+              <w:t>Phase 9 update incorporating MR-Y9 exception findings. howDidYouHearAboutCbm enumerated to 8 values per MR-Y9-EXC-005; Mentoring Focus Areas, Skills and Expertise Tags, and Fluent Languages enumerated per MR-Y9-EXC-002 / EXC-003 / EXC-004; affected open-issue items closed in Section 6.</w:t>
+            </w:r>
+          </w:p>
+        </w:tc>
+      </w:tr>
+      <w:tr>
+        <w:trPr/>
+        <w:tc>
+          <w:tcPr>
+            <w:tcW w:w="1100" w:type="dxa"/>
+            <w:tcBorders>
+              <w:top w:val="single" w:sz="2" w:space="0" w:color="AAAAAA"/>
+              <w:left w:val="single" w:sz="2" w:space="0" w:color="AAAAAA"/>
+              <w:bottom w:val="single" w:sz="2" w:space="0" w:color="AAAAAA"/>
+              <w:right w:val="single" w:sz="2" w:space="0" w:color="AAAAAA"/>
+            </w:tcBorders>
+          </w:tcPr>
+          <w:p>
+            <w:pPr>
+              <w:pStyle w:val="Normal"/>
+              <w:rPr/>
+            </w:pPr>
+            <w:r>
+              <w:rPr>
+                <w:rFonts w:eastAsia="Arial" w:cs="Arial"/>
+                <w:b/>
+                <w:bCs/>
+                <w:i w:val="false"/>
+                <w:iCs w:val="false"/>
+                <w:sz w:val="20"/>
+                <w:szCs w:val="20"/>
+              </w:rPr>
+              <w:t>1.2</w:t>
+            </w:r>
+          </w:p>
+        </w:tc>
+        <w:tc>
+          <w:tcPr>
+            <w:tcW w:w="1300" w:type="dxa"/>
+            <w:tcBorders>
+              <w:top w:val="single" w:sz="2" w:space="0" w:color="AAAAAA"/>
+              <w:left w:val="single" w:sz="2" w:space="0" w:color="AAAAAA"/>
+              <w:bottom w:val="single" w:sz="2" w:space="0" w:color="AAAAAA"/>
+              <w:right w:val="single" w:sz="2" w:space="0" w:color="AAAAAA"/>
+            </w:tcBorders>
+          </w:tcPr>
+          <w:p>
+            <w:pPr>
+              <w:pStyle w:val="Normal"/>
+              <w:rPr/>
+            </w:pPr>
+            <w:r>
+              <w:rPr>
+                <w:rFonts w:eastAsia="Arial" w:cs="Arial"/>
+                <w:b w:val="false"/>
+                <w:bCs w:val="false"/>
+                <w:i w:val="false"/>
+                <w:iCs w:val="false"/>
+                <w:sz w:val="20"/>
+                <w:szCs w:val="20"/>
+              </w:rPr>
+              <w:t>05-05-26 17:30</w:t>
+            </w:r>
+          </w:p>
+        </w:tc>
+        <w:tc>
+          <w:tcPr>
+            <w:tcW w:w="6960" w:type="dxa"/>
+            <w:tcBorders>
+              <w:top w:val="single" w:sz="2" w:space="0" w:color="AAAAAA"/>
+              <w:left w:val="single" w:sz="2" w:space="0" w:color="AAAAAA"/>
+              <w:bottom w:val="single" w:sz="2" w:space="0" w:color="AAAAAA"/>
+              <w:right w:val="single" w:sz="2" w:space="0" w:color="AAAAAA"/>
+            </w:tcBorders>
+          </w:tcPr>
+          <w:p>
+            <w:pPr>
+              <w:pStyle w:val="Normal"/>
+              <w:rPr/>
+            </w:pPr>
+            <w:r>
+              <w:rPr>
+                <w:rFonts w:eastAsia="Arial" w:cs="Arial"/>
+                <w:b w:val="false"/>
+                <w:bCs w:val="false"/>
+                <w:i w:val="false"/>
+                <w:iCs w:val="false"/>
+                <w:sz w:val="20"/>
+                <w:szCs w:val="20"/>
+              </w:rPr>
+              <w:t>Section 4 propagation per methodology guide v1.6 (Domain PRD Entity Relationships sub-section convention). Section 4 now opens with a consolidated Entity Relationships sub-section enumerating four MR-domain-relevant relationships in a single table, structurally parallel to the per-entity Relationships sub-sections in the Entity PRDs. Two explanatory notes added covering the native Account ↔ Contact relationship and the cross-domain consumption of MN Engagement and Session relationships by MR-MANAGE and MR-DEPART. New Decisions Made entry MR-RECON-DEC-003 records the rationale. Section 7 Change Log added (this section). Source precedent: CBM-Domain-PRD-Mentoring v1.1 (05-05-26).</w:t>
             </w:r>
           </w:p>
         </w:tc>
